--- a/游戏项目说明书N1.0.docx
+++ b/游戏项目说明书N1.0.docx
@@ -1254,7 +1254,7 @@
           <w:szCs w:val="24"/>
           <w:lang w:val="en-US" w:eastAsia="zh-CN"/>
         </w:rPr>
-        <w:t>关卡类型固定：共 18 个固定关卡，关卡顺序固定，无随机路线，分为战斗关、补给关两类，取消原事件关（适配单机玩法）。</w:t>
+        <w:t>关卡类型固定：共 18 个固定关卡，关卡顺序固定，无随机路线，分为战斗、补给两类，取消原事件（适配单机玩法）。</w:t>
       </w:r>
     </w:p>
     <w:p>
@@ -1304,7 +1304,7 @@
           <w:sz w:val="24"/>
           <w:szCs w:val="24"/>
         </w:rPr>
-        <w:t>（1）战斗关</w:t>
+        <w:t>（1）战斗</w:t>
       </w:r>
     </w:p>
     <w:p>
@@ -1405,7 +1405,7 @@
           <w:sz w:val="24"/>
           <w:szCs w:val="24"/>
         </w:rPr>
-        <w:t>（2）补给关</w:t>
+        <w:t>（2）补给</w:t>
       </w:r>
     </w:p>
     <w:p>
@@ -1456,7 +1456,33 @@
           <w:szCs w:val="24"/>
           <w:lang w:val="en-US" w:eastAsia="zh-CN"/>
         </w:rPr>
-        <w:t>无敌人、无弹幕，玩家进入后自动获得基础生命恢复（固定值）+1 个卡牌刷新道具，为后续战斗关提供养成与操作缓冲，恢复量固定，不随任何因素变化。</w:t>
+        <w:t>玩家</w:t>
+      </w:r>
+      <w:r>
+        <w:rPr>
+          <w:rFonts w:hint="eastAsia" w:eastAsia="宋体" w:cs="Times New Roman"/>
+          <w:b w:val="0"/>
+          <w:bCs w:val="0"/>
+          <w:color w:val="000000"/>
+          <w:sz w:val="24"/>
+          <w:szCs w:val="24"/>
+          <w:lang w:val="en-US" w:eastAsia="zh-CN"/>
+        </w:rPr>
+        <w:t>打开宝箱</w:t>
+      </w:r>
+      <w:bookmarkStart w:id="0" w:name="_GoBack"/>
+      <w:bookmarkEnd w:id="0"/>
+      <w:r>
+        <w:rPr>
+          <w:rFonts w:eastAsia="宋体" w:cs="Times New Roman"/>
+          <w:b w:val="0"/>
+          <w:bCs w:val="0"/>
+          <w:color w:val="000000"/>
+          <w:sz w:val="24"/>
+          <w:szCs w:val="24"/>
+          <w:lang w:val="en-US" w:eastAsia="zh-CN"/>
+        </w:rPr>
+        <w:t>后自动获得基础生命恢复（固定值）+1 个卡牌刷新道具，为后续战斗提供养成与操作缓冲，恢复量固定，不随任何因素变化。</w:t>
       </w:r>
     </w:p>
     <w:p>
@@ -2456,19 +2482,123 @@
           <w:color w:val="000000"/>
           <w:sz w:val="24"/>
           <w:szCs w:val="24"/>
-        </w:rPr>
-      </w:pPr>
-      <w:r>
-        <w:rPr>
-          <w:rFonts w:eastAsia="宋体" w:cs="Times New Roman"/>
-          <w:b w:val="0"/>
-          <w:bCs w:val="0"/>
-          <w:color w:val="000000"/>
-          <w:sz w:val="24"/>
-          <w:szCs w:val="24"/>
           <w:lang w:val="en-US" w:eastAsia="zh-CN"/>
         </w:rPr>
-        <w:t>每通关 3 个关卡随机掉落 1 件装备（武器、防具、饰品），装备属性与本局卡牌 buff 选择偏好深度绑定；装备品质：分为普通、稀有、史诗，品质越高属性加成越强，掉落概率随关卡推进逐步提升；装备效果：为固定属性加成 + 专属被动（如武器被动：普攻有 10% 概率触发弹幕穿透；防具被动：躲避弹幕时恢复 5% 生命值），装备本局永久生效，可叠加佩戴。</w:t>
+      </w:pPr>
+      <w:r>
+        <w:rPr>
+          <w:rFonts w:eastAsia="宋体" w:cs="Times New Roman"/>
+          <w:b w:val="0"/>
+          <w:bCs w:val="0"/>
+          <w:color w:val="000000"/>
+          <w:sz w:val="24"/>
+          <w:szCs w:val="24"/>
+          <w:lang w:val="en-US" w:eastAsia="zh-CN"/>
+        </w:rPr>
+        <w:t>每通关 3 个关卡随机掉落 1 件装备（武器、防具、饰品），装备属性与本局卡牌 buff 选择偏好深度绑定；</w:t>
+      </w:r>
+    </w:p>
+    <w:p>
+      <w:pPr>
+        <w:keepNext w:val="0"/>
+        <w:keepLines w:val="0"/>
+        <w:pageBreakBefore w:val="0"/>
+        <w:widowControl/>
+        <w:numPr>
+          <w:ilvl w:val="0"/>
+          <w:numId w:val="0"/>
+        </w:numPr>
+        <w:suppressLineNumbers w:val="0"/>
+        <w:pBdr>
+          <w:top w:val="none" w:color="auto" w:sz="0" w:space="0"/>
+          <w:left w:val="none" w:color="auto" w:sz="0" w:space="0"/>
+          <w:bottom w:val="none" w:color="auto" w:sz="0" w:space="0"/>
+          <w:right w:val="none" w:color="auto" w:sz="0" w:space="0"/>
+        </w:pBdr>
+        <w:kinsoku/>
+        <w:wordWrap/>
+        <w:overflowPunct/>
+        <w:topLinePunct w:val="0"/>
+        <w:autoSpaceDE/>
+        <w:autoSpaceDN/>
+        <w:bidi w:val="0"/>
+        <w:adjustRightInd/>
+        <w:snapToGrid/>
+        <w:spacing w:before="0" w:beforeAutospacing="0" w:after="0" w:afterAutospacing="0" w:line="360" w:lineRule="auto"/>
+        <w:ind w:leftChars="0" w:right="0" w:rightChars="0" w:firstLine="480" w:firstLineChars="200"/>
+        <w:textAlignment w:val="auto"/>
+        <w:rPr>
+          <w:rFonts w:eastAsia="宋体" w:cs="Times New Roman"/>
+          <w:b w:val="0"/>
+          <w:bCs w:val="0"/>
+          <w:color w:val="000000"/>
+          <w:sz w:val="24"/>
+          <w:szCs w:val="24"/>
+          <w:lang w:val="en-US" w:eastAsia="zh-CN"/>
+        </w:rPr>
+      </w:pPr>
+      <w:r>
+        <w:rPr>
+          <w:rFonts w:eastAsia="宋体" w:cs="Times New Roman"/>
+          <w:b w:val="0"/>
+          <w:bCs w:val="0"/>
+          <w:color w:val="000000"/>
+          <w:sz w:val="24"/>
+          <w:szCs w:val="24"/>
+          <w:lang w:val="en-US" w:eastAsia="zh-CN"/>
+        </w:rPr>
+        <w:t>装备品质：分为普通、稀有、史诗，品质越高属性加成越强，掉落概率随关卡推进逐步提升；</w:t>
+      </w:r>
+    </w:p>
+    <w:p>
+      <w:pPr>
+        <w:keepNext w:val="0"/>
+        <w:keepLines w:val="0"/>
+        <w:pageBreakBefore w:val="0"/>
+        <w:widowControl/>
+        <w:numPr>
+          <w:ilvl w:val="0"/>
+          <w:numId w:val="0"/>
+        </w:numPr>
+        <w:suppressLineNumbers w:val="0"/>
+        <w:pBdr>
+          <w:top w:val="none" w:color="auto" w:sz="0" w:space="0"/>
+          <w:left w:val="none" w:color="auto" w:sz="0" w:space="0"/>
+          <w:bottom w:val="none" w:color="auto" w:sz="0" w:space="0"/>
+          <w:right w:val="none" w:color="auto" w:sz="0" w:space="0"/>
+        </w:pBdr>
+        <w:kinsoku/>
+        <w:wordWrap/>
+        <w:overflowPunct/>
+        <w:topLinePunct w:val="0"/>
+        <w:autoSpaceDE/>
+        <w:autoSpaceDN/>
+        <w:bidi w:val="0"/>
+        <w:adjustRightInd/>
+        <w:snapToGrid/>
+        <w:spacing w:before="0" w:beforeAutospacing="0" w:after="0" w:afterAutospacing="0" w:line="360" w:lineRule="auto"/>
+        <w:ind w:leftChars="0" w:right="0" w:rightChars="0" w:firstLine="480" w:firstLineChars="200"/>
+        <w:textAlignment w:val="auto"/>
+        <w:rPr>
+          <w:rFonts w:eastAsia="宋体" w:cs="Times New Roman"/>
+          <w:b w:val="0"/>
+          <w:bCs w:val="0"/>
+          <w:color w:val="000000"/>
+          <w:sz w:val="24"/>
+          <w:szCs w:val="24"/>
+        </w:rPr>
+      </w:pPr>
+      <w:r>
+        <w:rPr>
+          <w:rFonts w:eastAsia="宋体" w:cs="Times New Roman"/>
+          <w:b w:val="0"/>
+          <w:bCs w:val="0"/>
+          <w:color w:val="000000"/>
+          <w:sz w:val="24"/>
+          <w:szCs w:val="24"/>
+          <w:lang w:val="en-US" w:eastAsia="zh-CN"/>
+        </w:rPr>
+        <w:t>装备效果：为固定属性加成 + 专属被动（如武器被动：普攻有 10% 概率触发弹幕穿透；防具被动：躲避弹幕时恢复 5% 生命值），装备本局永久生效，可叠加佩戴。</w:t>
       </w:r>
     </w:p>
     <w:p>
@@ -3077,7 +3207,7 @@
           <w:szCs w:val="24"/>
           <w:lang w:val="en-US" w:eastAsia="zh-CN"/>
         </w:rPr>
-        <w:t>适配单机端操作习惯，支持键鼠 / 触屏（移动端）操作：</w:t>
+        <w:t>适配单机端操作习惯，触屏（移动端）操作：</w:t>
       </w:r>
     </w:p>
     <w:p>
@@ -3127,7 +3257,7 @@
           <w:sz w:val="24"/>
           <w:szCs w:val="24"/>
         </w:rPr>
-        <w:t>移动：键鼠（WASD / 方向键）、触屏（滑动屏幕）；</w:t>
+        <w:t>移动：触屏（滑动屏幕）；</w:t>
       </w:r>
     </w:p>
     <w:p>
@@ -3177,7 +3307,30 @@
           <w:sz w:val="24"/>
           <w:szCs w:val="24"/>
         </w:rPr>
-        <w:t>普攻：自动触发 / 键鼠（左键）/ 触屏（点击屏幕）；</w:t>
+        <w:t>普攻：自动触发</w:t>
+      </w:r>
+      <w:r>
+        <w:rPr>
+          <w:rFonts w:hint="eastAsia" w:eastAsia="宋体" w:cs="Times New Roman"/>
+          <w:b w:val="0"/>
+          <w:bCs w:val="0"/>
+          <w:color w:val="000000"/>
+          <w:sz w:val="24"/>
+          <w:szCs w:val="24"/>
+          <w:lang w:val="en-US" w:eastAsia="zh-CN"/>
+        </w:rPr>
+        <w:t xml:space="preserve"> / </w:t>
+      </w:r>
+      <w:r>
+        <w:rPr>
+          <w:rFonts w:eastAsia="宋体" w:cs="Times New Roman"/>
+          <w:b w:val="0"/>
+          <w:bCs w:val="0"/>
+          <w:color w:val="000000"/>
+          <w:sz w:val="24"/>
+          <w:szCs w:val="24"/>
+        </w:rPr>
+        <w:t>触屏（点击屏幕）；</w:t>
       </w:r>
     </w:p>
     <w:p>
@@ -3227,7 +3380,7 @@
           <w:sz w:val="24"/>
           <w:szCs w:val="24"/>
         </w:rPr>
-        <w:t>技能：键鼠（右键 / 数字键）/ 触屏（技能按钮），冷却时间固定；</w:t>
+        <w:t>技能：触屏（技能按钮），冷却时间固定；</w:t>
       </w:r>
     </w:p>
     <w:p>
@@ -3277,7 +3430,30 @@
           <w:sz w:val="24"/>
           <w:szCs w:val="24"/>
         </w:rPr>
-        <w:t>卡牌选择 / 天赋加点：键鼠（点击选择）/ 触屏（点击选择）。</w:t>
+        <w:t>卡牌选择</w:t>
+      </w:r>
+      <w:r>
+        <w:rPr>
+          <w:rFonts w:hint="eastAsia" w:eastAsia="宋体" w:cs="Times New Roman"/>
+          <w:b w:val="0"/>
+          <w:bCs w:val="0"/>
+          <w:color w:val="000000"/>
+          <w:sz w:val="24"/>
+          <w:szCs w:val="24"/>
+          <w:lang w:eastAsia="zh-CN"/>
+        </w:rPr>
+        <w:t>：</w:t>
+      </w:r>
+      <w:r>
+        <w:rPr>
+          <w:rFonts w:eastAsia="宋体" w:cs="Times New Roman"/>
+          <w:b w:val="0"/>
+          <w:bCs w:val="0"/>
+          <w:color w:val="000000"/>
+          <w:sz w:val="24"/>
+          <w:szCs w:val="24"/>
+        </w:rPr>
+        <w:t>触屏（点击选择）。</w:t>
       </w:r>
     </w:p>
     <w:p>
@@ -3623,19 +3799,175 @@
           <w:color w:val="000000"/>
           <w:sz w:val="24"/>
           <w:szCs w:val="24"/>
-        </w:rPr>
-      </w:pPr>
-      <w:r>
-        <w:rPr>
-          <w:rFonts w:eastAsia="宋体" w:cs="Times New Roman"/>
-          <w:b w:val="0"/>
-          <w:bCs w:val="0"/>
-          <w:color w:val="000000"/>
-          <w:sz w:val="24"/>
-          <w:szCs w:val="24"/>
           <w:lang w:val="en-US" w:eastAsia="zh-CN"/>
         </w:rPr>
-        <w:t>启动阶段：玩家开局随机生成勇者基础属性（含小幅负面数值），进入第 1 关战斗，核心操作为躲避弹幕、攻击敌人；成长阶段：满足卡牌刷新条件后获取 4 张随机 buff 卡牌，玩家选择 1 张养成，同时通关获取天赋点、装备，通过 “卡牌 + 天赋 + 装备” 叠加提升勇者属性，应对逐步提升的弹幕难度；闯关阶段：交替通过战斗关、补给关，补给关获取生命恢复与卡牌刷新道具，战斗关通过躲弹幕、策略输出击败敌人，BOSS 关需结合养成属性与走位操作躲避高密度弹幕；结算阶段：闯关成功则解锁对应结局，展示本局养成策略、闯关数据；闯关失败则重置所有养成属性，仅保留历史累计数据，玩家可重新开局挑战。</w:t>
+      </w:pPr>
+      <w:r>
+        <w:rPr>
+          <w:rFonts w:eastAsia="宋体" w:cs="Times New Roman"/>
+          <w:b w:val="0"/>
+          <w:bCs w:val="0"/>
+          <w:color w:val="000000"/>
+          <w:sz w:val="24"/>
+          <w:szCs w:val="24"/>
+          <w:lang w:val="en-US" w:eastAsia="zh-CN"/>
+        </w:rPr>
+        <w:t>启动阶段：玩家开局随机生成勇者基础属性（含小幅负面数值），进入第 1 关战斗，核心操作为躲避弹幕、攻击敌人；</w:t>
+      </w:r>
+    </w:p>
+    <w:p>
+      <w:pPr>
+        <w:keepNext w:val="0"/>
+        <w:keepLines w:val="0"/>
+        <w:pageBreakBefore w:val="0"/>
+        <w:widowControl/>
+        <w:numPr>
+          <w:ilvl w:val="0"/>
+          <w:numId w:val="0"/>
+        </w:numPr>
+        <w:suppressLineNumbers w:val="0"/>
+        <w:pBdr>
+          <w:top w:val="none" w:color="auto" w:sz="0" w:space="0"/>
+          <w:left w:val="none" w:color="auto" w:sz="0" w:space="0"/>
+          <w:bottom w:val="none" w:color="auto" w:sz="0" w:space="0"/>
+          <w:right w:val="none" w:color="auto" w:sz="0" w:space="0"/>
+        </w:pBdr>
+        <w:kinsoku/>
+        <w:wordWrap/>
+        <w:overflowPunct/>
+        <w:topLinePunct w:val="0"/>
+        <w:autoSpaceDE/>
+        <w:autoSpaceDN/>
+        <w:bidi w:val="0"/>
+        <w:adjustRightInd/>
+        <w:snapToGrid/>
+        <w:spacing w:before="0" w:beforeAutospacing="0" w:after="0" w:afterAutospacing="0" w:line="360" w:lineRule="auto"/>
+        <w:ind w:leftChars="0" w:right="0" w:rightChars="0" w:firstLine="480" w:firstLineChars="200"/>
+        <w:textAlignment w:val="auto"/>
+        <w:rPr>
+          <w:rFonts w:eastAsia="宋体" w:cs="Times New Roman"/>
+          <w:b w:val="0"/>
+          <w:bCs w:val="0"/>
+          <w:color w:val="000000"/>
+          <w:sz w:val="24"/>
+          <w:szCs w:val="24"/>
+          <w:lang w:val="en-US" w:eastAsia="zh-CN"/>
+        </w:rPr>
+      </w:pPr>
+      <w:r>
+        <w:rPr>
+          <w:rFonts w:eastAsia="宋体" w:cs="Times New Roman"/>
+          <w:b w:val="0"/>
+          <w:bCs w:val="0"/>
+          <w:color w:val="000000"/>
+          <w:sz w:val="24"/>
+          <w:szCs w:val="24"/>
+          <w:lang w:val="en-US" w:eastAsia="zh-CN"/>
+        </w:rPr>
+        <w:t>成长阶段：满足卡牌刷新条件后获取 4 张随机 buff 卡牌，玩家选择 1 张养成，同时通关获取天赋点、装备，通过 “卡牌 + 天赋 + 装备” 叠加提升勇者属性，应对逐步提升的弹幕难度；</w:t>
+      </w:r>
+    </w:p>
+    <w:p>
+      <w:pPr>
+        <w:keepNext w:val="0"/>
+        <w:keepLines w:val="0"/>
+        <w:pageBreakBefore w:val="0"/>
+        <w:widowControl/>
+        <w:numPr>
+          <w:ilvl w:val="0"/>
+          <w:numId w:val="0"/>
+        </w:numPr>
+        <w:suppressLineNumbers w:val="0"/>
+        <w:pBdr>
+          <w:top w:val="none" w:color="auto" w:sz="0" w:space="0"/>
+          <w:left w:val="none" w:color="auto" w:sz="0" w:space="0"/>
+          <w:bottom w:val="none" w:color="auto" w:sz="0" w:space="0"/>
+          <w:right w:val="none" w:color="auto" w:sz="0" w:space="0"/>
+        </w:pBdr>
+        <w:kinsoku/>
+        <w:wordWrap/>
+        <w:overflowPunct/>
+        <w:topLinePunct w:val="0"/>
+        <w:autoSpaceDE/>
+        <w:autoSpaceDN/>
+        <w:bidi w:val="0"/>
+        <w:adjustRightInd/>
+        <w:snapToGrid/>
+        <w:spacing w:before="0" w:beforeAutospacing="0" w:after="0" w:afterAutospacing="0" w:line="360" w:lineRule="auto"/>
+        <w:ind w:leftChars="0" w:right="0" w:rightChars="0" w:firstLine="480" w:firstLineChars="200"/>
+        <w:textAlignment w:val="auto"/>
+        <w:rPr>
+          <w:rFonts w:eastAsia="宋体" w:cs="Times New Roman"/>
+          <w:b w:val="0"/>
+          <w:bCs w:val="0"/>
+          <w:color w:val="000000"/>
+          <w:sz w:val="24"/>
+          <w:szCs w:val="24"/>
+          <w:lang w:val="en-US" w:eastAsia="zh-CN"/>
+        </w:rPr>
+      </w:pPr>
+      <w:r>
+        <w:rPr>
+          <w:rFonts w:eastAsia="宋体" w:cs="Times New Roman"/>
+          <w:b w:val="0"/>
+          <w:bCs w:val="0"/>
+          <w:color w:val="000000"/>
+          <w:sz w:val="24"/>
+          <w:szCs w:val="24"/>
+          <w:lang w:val="en-US" w:eastAsia="zh-CN"/>
+        </w:rPr>
+        <w:t>闯关阶段：交替通过战斗关、补给关，补给关获取生命恢复与卡牌刷新道具，战斗关通过躲弹幕、策略输出击败敌人，BOSS 关需结合养成属性与走位操作躲避高密度弹幕；</w:t>
+      </w:r>
+    </w:p>
+    <w:p>
+      <w:pPr>
+        <w:keepNext w:val="0"/>
+        <w:keepLines w:val="0"/>
+        <w:pageBreakBefore w:val="0"/>
+        <w:widowControl/>
+        <w:numPr>
+          <w:ilvl w:val="0"/>
+          <w:numId w:val="0"/>
+        </w:numPr>
+        <w:suppressLineNumbers w:val="0"/>
+        <w:pBdr>
+          <w:top w:val="none" w:color="auto" w:sz="0" w:space="0"/>
+          <w:left w:val="none" w:color="auto" w:sz="0" w:space="0"/>
+          <w:bottom w:val="none" w:color="auto" w:sz="0" w:space="0"/>
+          <w:right w:val="none" w:color="auto" w:sz="0" w:space="0"/>
+        </w:pBdr>
+        <w:kinsoku/>
+        <w:wordWrap/>
+        <w:overflowPunct/>
+        <w:topLinePunct w:val="0"/>
+        <w:autoSpaceDE/>
+        <w:autoSpaceDN/>
+        <w:bidi w:val="0"/>
+        <w:adjustRightInd/>
+        <w:snapToGrid/>
+        <w:spacing w:before="0" w:beforeAutospacing="0" w:after="0" w:afterAutospacing="0" w:line="360" w:lineRule="auto"/>
+        <w:ind w:leftChars="0" w:right="0" w:rightChars="0" w:firstLine="480" w:firstLineChars="200"/>
+        <w:textAlignment w:val="auto"/>
+        <w:rPr>
+          <w:rFonts w:eastAsia="宋体" w:cs="Times New Roman"/>
+          <w:b w:val="0"/>
+          <w:bCs w:val="0"/>
+          <w:color w:val="000000"/>
+          <w:sz w:val="24"/>
+          <w:szCs w:val="24"/>
+        </w:rPr>
+      </w:pPr>
+      <w:r>
+        <w:rPr>
+          <w:rFonts w:eastAsia="宋体" w:cs="Times New Roman"/>
+          <w:b w:val="0"/>
+          <w:bCs w:val="0"/>
+          <w:color w:val="000000"/>
+          <w:sz w:val="24"/>
+          <w:szCs w:val="24"/>
+          <w:lang w:val="en-US" w:eastAsia="zh-CN"/>
+        </w:rPr>
+        <w:t>结算阶段：闯关成功则解锁对应结局，展示本局养成策略、闯关数据；闯关失败则重置所有养成属性，仅保留历史累计数据，玩家可重新开局挑战。</w:t>
       </w:r>
     </w:p>
     <w:p>
@@ -4196,7 +4528,6 @@
             <w:insideH w:val="none" w:color="auto" w:sz="0" w:space="0"/>
             <w:insideV w:val="none" w:color="auto" w:sz="0" w:space="0"/>
           </w:tblBorders>
-          <w:shd w:val="clear" w:color="auto" w:fill="auto"/>
           <w:tblCellMar>
             <w:top w:w="0" w:type="dxa"/>
             <w:left w:w="108" w:type="dxa"/>
@@ -5994,23 +6325,7 @@
           <w:sz w:val="24"/>
           <w:szCs w:val="24"/>
         </w:rPr>
-        <w:t>躲弹幕玩法与肉鸽游戏均为单机休闲赛道的热门品类，用户接受度高；本游戏将躲弹幕核心操作</w:t>
-      </w:r>
-      <w:r>
-        <w:rPr>
-          <w:rFonts w:ascii="宋体" w:hAnsi="宋体" w:eastAsia="宋体" w:cs="宋体"/>
-          <w:sz w:val="24"/>
-          <w:szCs w:val="24"/>
-        </w:rPr>
-        <w:t>与随机初始数值 + 卡牌 buff 养成</w:t>
-      </w:r>
-      <w:r>
-        <w:rPr>
-          <w:rFonts w:ascii="宋体" w:hAnsi="宋体" w:eastAsia="宋体" w:cs="宋体"/>
-          <w:sz w:val="24"/>
-          <w:szCs w:val="24"/>
-        </w:rPr>
-        <w:t>结合，打造低门槛、高重玩性的轻量化单机体验，区别于纯硬核躲弹幕与纯数值成长肉鸽，精准匹配休闲玩家的核心需求，市场潜力较大。</w:t>
+        <w:t>躲弹幕玩法与肉鸽游戏均为单机休闲赛道的热门品类，用户接受度高；本游戏将躲弹幕核心操作与随机初始数值 + 卡牌 buff 养成结合，打造低门槛、高重玩性的轻量化单机体验，区别于纯硬核躲弹幕与纯数值成长肉鸽，精准匹配休闲玩家的核心需求，市场潜力较大。</w:t>
       </w:r>
     </w:p>
     <w:p>
@@ -8118,8 +8433,6 @@
         </w:rPr>
         <w:t>制作答辩 PPT、剪辑 demo 演示视频（展示躲弹幕操作、卡牌养成、闯关流程），梳理答辩思路，完成结课答辩准备。</w:t>
       </w:r>
-      <w:bookmarkStart w:id="0" w:name="_GoBack"/>
-      <w:bookmarkEnd w:id="0"/>
     </w:p>
     <w:p/>
     <w:sectPr>
